--- a/export/templates/base.docx
+++ b/export/templates/base.docx
@@ -4,13 +4,16 @@
   <w:body>
     <w:p>
       <w:pPr>
-        <w:pStyle w:val="boldcentered"/>
-        <w:jc w:val="left"/>
+        <w:pStyle w:val="markedlist12"/>
+        <w:numPr>
+          <w:ilvl w:val="0"/>
+          <w:numId w:val="0"/>
+        </w:numPr>
       </w:pPr>
     </w:p>
     <w:sectPr>
       <w:pgSz w:w="11906" w:h="16838"/>
-      <w:pgMar w:top="1134" w:right="850" w:bottom="1134" w:left="1701" w:header="708" w:footer="708" w:gutter="0"/>
+      <w:pgMar w:top="1134" w:right="567" w:bottom="1134" w:left="1701" w:header="709" w:footer="709" w:gutter="0"/>
       <w:cols w:space="708"/>
       <w:docGrid w:linePitch="360"/>
     </w:sectPr>
@@ -134,8 +137,125 @@
       </w:rPr>
     </w:lvl>
   </w:abstractNum>
+  <w:abstractNum w:abstractNumId="1" w15:restartNumberingAfterBreak="0">
+    <w:nsid w:val="387943ED"/>
+    <w:multiLevelType w:val="hybridMultilevel"/>
+    <w:tmpl w:val="653ACBF6"/>
+    <w:lvl w:ilvl="0" w:tplc="35963580">
+      <w:start w:val="1"/>
+      <w:numFmt w:val="bullet"/>
+      <w:pStyle w:val="markedlist12"/>
+      <w:lvlText w:val=""/>
+      <w:lvlJc w:val="left"/>
+      <w:pPr>
+        <w:ind w:left="1429" w:hanging="360"/>
+      </w:pPr>
+      <w:rPr>
+        <w:rFonts w:ascii="Symbol" w:hAnsi="Symbol" w:hint="default"/>
+      </w:rPr>
+    </w:lvl>
+    <w:lvl w:ilvl="1" w:tplc="04190003" w:tentative="1">
+      <w:start w:val="1"/>
+      <w:numFmt w:val="bullet"/>
+      <w:lvlText w:val="o"/>
+      <w:lvlJc w:val="left"/>
+      <w:pPr>
+        <w:ind w:left="2149" w:hanging="360"/>
+      </w:pPr>
+      <w:rPr>
+        <w:rFonts w:ascii="Courier New" w:hAnsi="Courier New" w:cs="Courier New" w:hint="default"/>
+      </w:rPr>
+    </w:lvl>
+    <w:lvl w:ilvl="2" w:tplc="04190005" w:tentative="1">
+      <w:start w:val="1"/>
+      <w:numFmt w:val="bullet"/>
+      <w:lvlText w:val=""/>
+      <w:lvlJc w:val="left"/>
+      <w:pPr>
+        <w:ind w:left="2869" w:hanging="360"/>
+      </w:pPr>
+      <w:rPr>
+        <w:rFonts w:ascii="Wingdings" w:hAnsi="Wingdings" w:hint="default"/>
+      </w:rPr>
+    </w:lvl>
+    <w:lvl w:ilvl="3" w:tplc="04190001" w:tentative="1">
+      <w:start w:val="1"/>
+      <w:numFmt w:val="bullet"/>
+      <w:lvlText w:val=""/>
+      <w:lvlJc w:val="left"/>
+      <w:pPr>
+        <w:ind w:left="3589" w:hanging="360"/>
+      </w:pPr>
+      <w:rPr>
+        <w:rFonts w:ascii="Symbol" w:hAnsi="Symbol" w:hint="default"/>
+      </w:rPr>
+    </w:lvl>
+    <w:lvl w:ilvl="4" w:tplc="04190003" w:tentative="1">
+      <w:start w:val="1"/>
+      <w:numFmt w:val="bullet"/>
+      <w:lvlText w:val="o"/>
+      <w:lvlJc w:val="left"/>
+      <w:pPr>
+        <w:ind w:left="4309" w:hanging="360"/>
+      </w:pPr>
+      <w:rPr>
+        <w:rFonts w:ascii="Courier New" w:hAnsi="Courier New" w:cs="Courier New" w:hint="default"/>
+      </w:rPr>
+    </w:lvl>
+    <w:lvl w:ilvl="5" w:tplc="04190005" w:tentative="1">
+      <w:start w:val="1"/>
+      <w:numFmt w:val="bullet"/>
+      <w:lvlText w:val=""/>
+      <w:lvlJc w:val="left"/>
+      <w:pPr>
+        <w:ind w:left="5029" w:hanging="360"/>
+      </w:pPr>
+      <w:rPr>
+        <w:rFonts w:ascii="Wingdings" w:hAnsi="Wingdings" w:hint="default"/>
+      </w:rPr>
+    </w:lvl>
+    <w:lvl w:ilvl="6" w:tplc="04190001" w:tentative="1">
+      <w:start w:val="1"/>
+      <w:numFmt w:val="bullet"/>
+      <w:lvlText w:val=""/>
+      <w:lvlJc w:val="left"/>
+      <w:pPr>
+        <w:ind w:left="5749" w:hanging="360"/>
+      </w:pPr>
+      <w:rPr>
+        <w:rFonts w:ascii="Symbol" w:hAnsi="Symbol" w:hint="default"/>
+      </w:rPr>
+    </w:lvl>
+    <w:lvl w:ilvl="7" w:tplc="04190003" w:tentative="1">
+      <w:start w:val="1"/>
+      <w:numFmt w:val="bullet"/>
+      <w:lvlText w:val="o"/>
+      <w:lvlJc w:val="left"/>
+      <w:pPr>
+        <w:ind w:left="6469" w:hanging="360"/>
+      </w:pPr>
+      <w:rPr>
+        <w:rFonts w:ascii="Courier New" w:hAnsi="Courier New" w:cs="Courier New" w:hint="default"/>
+      </w:rPr>
+    </w:lvl>
+    <w:lvl w:ilvl="8" w:tplc="04190005" w:tentative="1">
+      <w:start w:val="1"/>
+      <w:numFmt w:val="bullet"/>
+      <w:lvlText w:val=""/>
+      <w:lvlJc w:val="left"/>
+      <w:pPr>
+        <w:ind w:left="7189" w:hanging="360"/>
+      </w:pPr>
+      <w:rPr>
+        <w:rFonts w:ascii="Wingdings" w:hAnsi="Wingdings" w:hint="default"/>
+      </w:rPr>
+    </w:lvl>
+  </w:abstractNum>
   <w:num w:numId="1" w16cid:durableId="273832439">
     <w:abstractNumId w:val="0"/>
+  </w:num>
+  <w:num w:numId="2" w16cid:durableId="888228569">
+    <w:abstractNumId w:val="1"/>
   </w:num>
 </w:numbering>
 </file>
@@ -1126,6 +1246,176 @@
       <w:lang w:val="en-US"/>
     </w:rPr>
   </w:style>
+  <w:style w:type="paragraph" w:customStyle="1" w:styleId="maintext12">
+    <w:name w:val="main_text_12"/>
+    <w:basedOn w:val="boldcentered"/>
+    <w:link w:val="maintext120"/>
+    <w:qFormat/>
+    <w:rsid w:val="007C1377"/>
+    <w:pPr>
+      <w:spacing w:after="120" w:line="240" w:lineRule="auto"/>
+      <w:ind w:firstLine="680"/>
+      <w:jc w:val="both"/>
+    </w:pPr>
+    <w:rPr>
+      <w:b w:val="0"/>
+      <w:bCs w:val="0"/>
+      <w:sz w:val="24"/>
+      <w:szCs w:val="24"/>
+    </w:rPr>
+  </w:style>
+  <w:style w:type="character" w:customStyle="1" w:styleId="maintext120">
+    <w:name w:val="main_text_12 Знак"/>
+    <w:basedOn w:val="boldcentered0"/>
+    <w:link w:val="maintext12"/>
+    <w:rsid w:val="007C1377"/>
+    <w:rPr>
+      <w:rFonts w:ascii="Times New Roman" w:hAnsi="Times New Roman"/>
+      <w:b w:val="0"/>
+      <w:bCs w:val="0"/>
+      <w:sz w:val="24"/>
+      <w:szCs w:val="24"/>
+      <w:lang w:val="en-US"/>
+    </w:rPr>
+  </w:style>
+  <w:style w:type="table" w:styleId="ad">
+    <w:name w:val="Table Grid"/>
+    <w:basedOn w:val="a1"/>
+    <w:uiPriority w:val="39"/>
+    <w:rsid w:val="0053084B"/>
+    <w:pPr>
+      <w:spacing w:after="0" w:line="240" w:lineRule="auto"/>
+    </w:pPr>
+    <w:tblPr>
+      <w:tblBorders>
+        <w:top w:val="single" w:sz="4" w:space="0" w:color="auto"/>
+        <w:left w:val="single" w:sz="4" w:space="0" w:color="auto"/>
+        <w:bottom w:val="single" w:sz="4" w:space="0" w:color="auto"/>
+        <w:right w:val="single" w:sz="4" w:space="0" w:color="auto"/>
+        <w:insideH w:val="single" w:sz="4" w:space="0" w:color="auto"/>
+        <w:insideV w:val="single" w:sz="4" w:space="0" w:color="auto"/>
+      </w:tblBorders>
+    </w:tblPr>
+  </w:style>
+  <w:style w:type="table" w:customStyle="1" w:styleId="basetable">
+    <w:name w:val="base_table"/>
+    <w:basedOn w:val="ad"/>
+    <w:uiPriority w:val="99"/>
+    <w:rsid w:val="0053084B"/>
+    <w:tblPr/>
+  </w:style>
+  <w:style w:type="paragraph" w:customStyle="1" w:styleId="tableheader">
+    <w:name w:val="table_header"/>
+    <w:basedOn w:val="maintext12"/>
+    <w:link w:val="tableheader0"/>
+    <w:qFormat/>
+    <w:rsid w:val="00566E19"/>
+    <w:pPr>
+      <w:ind w:firstLine="0"/>
+      <w:jc w:val="center"/>
+    </w:pPr>
+    <w:rPr>
+      <w:b/>
+      <w:bCs/>
+    </w:rPr>
+  </w:style>
+  <w:style w:type="character" w:customStyle="1" w:styleId="tableheader0">
+    <w:name w:val="table_header Знак"/>
+    <w:basedOn w:val="maintext120"/>
+    <w:link w:val="tableheader"/>
+    <w:rsid w:val="00566E19"/>
+    <w:rPr>
+      <w:rFonts w:ascii="Times New Roman" w:hAnsi="Times New Roman"/>
+      <w:b/>
+      <w:bCs/>
+      <w:sz w:val="24"/>
+      <w:szCs w:val="24"/>
+      <w:lang w:val="en-US"/>
+    </w:rPr>
+  </w:style>
+  <w:style w:type="paragraph" w:customStyle="1" w:styleId="tablecontent">
+    <w:name w:val="table_content"/>
+    <w:basedOn w:val="tableheader"/>
+    <w:link w:val="tablecontent0"/>
+    <w:qFormat/>
+    <w:rsid w:val="001C6713"/>
+    <w:pPr>
+      <w:tabs>
+        <w:tab w:val="left" w:pos="791"/>
+      </w:tabs>
+      <w:spacing w:after="0"/>
+      <w:ind w:left="57" w:right="57"/>
+      <w:jc w:val="left"/>
+    </w:pPr>
+    <w:rPr>
+      <w:b w:val="0"/>
+    </w:rPr>
+  </w:style>
+  <w:style w:type="character" w:customStyle="1" w:styleId="tablecontent0">
+    <w:name w:val="table_content Знак"/>
+    <w:basedOn w:val="a0"/>
+    <w:link w:val="tablecontent"/>
+    <w:rsid w:val="001C6713"/>
+    <w:rPr>
+      <w:rFonts w:ascii="Times New Roman" w:hAnsi="Times New Roman"/>
+      <w:bCs/>
+      <w:sz w:val="24"/>
+      <w:szCs w:val="24"/>
+      <w:lang w:val="en-US"/>
+    </w:rPr>
+  </w:style>
+  <w:style w:type="paragraph" w:customStyle="1" w:styleId="boldtablecontent">
+    <w:name w:val="bold_table_content"/>
+    <w:basedOn w:val="tablecontent"/>
+    <w:link w:val="boldtablecontent0"/>
+    <w:qFormat/>
+    <w:rsid w:val="001C6713"/>
+    <w:rPr>
+      <w:b/>
+      <w:bCs w:val="0"/>
+    </w:rPr>
+  </w:style>
+  <w:style w:type="character" w:customStyle="1" w:styleId="boldtablecontent0">
+    <w:name w:val="bold_table_content Знак"/>
+    <w:basedOn w:val="tablecontent0"/>
+    <w:link w:val="boldtablecontent"/>
+    <w:rsid w:val="001C6713"/>
+    <w:rPr>
+      <w:rFonts w:ascii="Times New Roman" w:hAnsi="Times New Roman"/>
+      <w:b/>
+      <w:bCs w:val="0"/>
+      <w:sz w:val="24"/>
+      <w:szCs w:val="24"/>
+      <w:lang w:val="en-US"/>
+    </w:rPr>
+  </w:style>
+  <w:style w:type="paragraph" w:customStyle="1" w:styleId="markedlist12">
+    <w:name w:val="marked_list_12"/>
+    <w:basedOn w:val="maintext12"/>
+    <w:link w:val="markedlist120"/>
+    <w:qFormat/>
+    <w:rsid w:val="002650BA"/>
+    <w:pPr>
+      <w:numPr>
+        <w:numId w:val="2"/>
+      </w:numPr>
+      <w:ind w:left="993" w:hanging="284"/>
+    </w:pPr>
+  </w:style>
+  <w:style w:type="character" w:customStyle="1" w:styleId="markedlist120">
+    <w:name w:val="marked_list_12 Знак"/>
+    <w:basedOn w:val="maintext120"/>
+    <w:link w:val="markedlist12"/>
+    <w:rsid w:val="002650BA"/>
+    <w:rPr>
+      <w:rFonts w:ascii="Times New Roman" w:hAnsi="Times New Roman"/>
+      <w:b w:val="0"/>
+      <w:bCs w:val="0"/>
+      <w:sz w:val="24"/>
+      <w:szCs w:val="24"/>
+      <w:lang w:val="en-US"/>
+    </w:rPr>
+  </w:style>
 </w:styles>
 </file>
 
